--- a/task201/golden/plan_remediacji_2026.docx
+++ b/task201/golden/plan_remediacji_2026.docx
@@ -1367,7 +1367,7 @@
           </w:tcPr>
           <w:p>
             <w:r>
-              <w:t>156.6</w:t>
+              <w:t>71.4</w:t>
             </w:r>
           </w:p>
         </w:tc>
@@ -1377,7 +1377,7 @@
           </w:tcPr>
           <w:p>
             <w:r>
-              <w:t>62.4</w:t>
+              <w:t>29.4</w:t>
             </w:r>
           </w:p>
         </w:tc>
@@ -1387,7 +1387,7 @@
           </w:tcPr>
           <w:p>
             <w:r>
-              <w:t>2.19 / 0.37</w:t>
+              <w:t>0.98 / 0.17</w:t>
             </w:r>
           </w:p>
         </w:tc>
@@ -1419,7 +1419,7 @@
           </w:tcPr>
           <w:p>
             <w:r>
-              <w:t>68.4</w:t>
+              <w:t>40.8</w:t>
             </w:r>
           </w:p>
         </w:tc>
@@ -1429,7 +1429,7 @@
           </w:tcPr>
           <w:p>
             <w:r>
-              <w:t>27.6</w:t>
+              <w:t>15.6</w:t>
             </w:r>
           </w:p>
         </w:tc>
@@ -1439,7 +1439,7 @@
           </w:tcPr>
           <w:p>
             <w:r>
-              <w:t>1.86 / 0.22</w:t>
+              <w:t>0.66 / 0.10</w:t>
             </w:r>
           </w:p>
         </w:tc>
@@ -1471,7 +1471,7 @@
           </w:tcPr>
           <w:p>
             <w:r>
-              <w:t>171.4</w:t>
+              <w:t>78.3</w:t>
             </w:r>
           </w:p>
         </w:tc>
@@ -1481,7 +1481,7 @@
           </w:tcPr>
           <w:p>
             <w:r>
-              <w:t>69.8</w:t>
+              <w:t>31.6</w:t>
             </w:r>
           </w:p>
         </w:tc>
@@ -1491,7 +1491,7 @@
           </w:tcPr>
           <w:p>
             <w:r>
-              <w:t>2.34 / 0.41</w:t>
+              <w:t>1.05 / 0.19</w:t>
             </w:r>
           </w:p>
         </w:tc>
@@ -1523,7 +1523,7 @@
           </w:tcPr>
           <w:p>
             <w:r>
-              <w:t>74.9</w:t>
+              <w:t>45.9</w:t>
             </w:r>
           </w:p>
         </w:tc>
@@ -1533,7 +1533,7 @@
           </w:tcPr>
           <w:p>
             <w:r>
-              <w:t>31.2</w:t>
+              <w:t>17.8</w:t>
             </w:r>
           </w:p>
         </w:tc>
@@ -1543,7 +1543,7 @@
           </w:tcPr>
           <w:p>
             <w:r>
-              <w:t>1.97 / 0.25</w:t>
+              <w:t>0.72 / 0.11</w:t>
             </w:r>
           </w:p>
         </w:tc>
